--- a/抽離教學_數學/高一數學/融合班教學資源/第一學段/03_指數與對數/講義_4.4對數函數_融合版.docx
+++ b/抽離教學_數學/高一數學/融合班教學資源/第一學段/03_指數與對數/講義_4.4對數函數_融合版.docx
@@ -37,6 +37,7 @@
     </w:p>
     <w:p>
       <w:pPr>
+        <w:keepNext/>
         <w:spacing w:line="360" w:lineRule="auto" w:after="80"/>
         <w:jc w:val="left"/>
       </w:pPr>
@@ -334,6 +335,7 @@
     </w:p>
     <w:p>
       <w:pPr>
+        <w:keepNext/>
         <w:spacing w:line="360" w:lineRule="auto" w:after="80"/>
         <w:jc w:val="left"/>
       </w:pPr>
@@ -524,6 +526,7 @@
     </w:p>
     <w:p>
       <w:pPr>
+        <w:keepNext/>
         <w:spacing w:line="360" w:lineRule="auto" w:after="80"/>
         <w:jc w:val="left"/>
       </w:pPr>
@@ -605,31 +608,7 @@
       </w:r>
       <m:oMath>
         <m:r>
-          <m:t xml:space="preserve">m</m:t>
-        </m:r>
-        <m:r>
-          <m:t xml:space="preserve">a</m:t>
-        </m:r>
-        <m:r>
-          <m:t xml:space="preserve">t</m:t>
-        </m:r>
-        <m:r>
-          <m:t xml:space="preserve">h</m:t>
-        </m:r>
-        <m:r>
-          <m:t xml:space="preserve">b</m:t>
-        </m:r>
-        <m:r>
-          <m:t xml:space="preserve">b</m:t>
-        </m:r>
-        <m:r>
-          <m:t xml:space="preserve">(</m:t>
-        </m:r>
-        <m:r>
           <m:t xml:space="preserve">R</m:t>
-        </m:r>
-        <m:r>
-          <m:t xml:space="preserve">)</m:t>
         </m:r>
       </m:oMath>
     </w:p>
@@ -984,6 +963,7 @@
     </w:p>
     <w:p>
       <w:pPr>
+        <w:keepNext/>
         <w:spacing w:line="360" w:lineRule="auto" w:after="80"/>
         <w:jc w:val="left"/>
       </w:pPr>
@@ -1393,6 +1373,7 @@
     </w:p>
     <w:p>
       <w:pPr>
+        <w:keepNext/>
         <w:spacing w:line="360" w:lineRule="auto" w:after="80"/>
         <w:jc w:val="left"/>
       </w:pPr>
